--- a/Documentation/Functional Documentation.docx
+++ b/Documentation/Functional Documentation.docx
@@ -7,17 +7,17 @@
         <w:rPr>
           <w:b/>
           <w:bCs/>
-          <w:sz w:val="36"/>
-          <w:szCs w:val="36"/>
-          <w:lang w:val="en-US"/>
-        </w:rPr>
-      </w:pPr>
-      <w:r>
-        <w:rPr>
-          <w:b/>
-          <w:bCs/>
-          <w:sz w:val="36"/>
-          <w:szCs w:val="36"/>
+          <w:sz w:val="32"/>
+          <w:szCs w:val="32"/>
+          <w:lang w:val="en-US"/>
+        </w:rPr>
+      </w:pPr>
+      <w:r>
+        <w:rPr>
+          <w:b/>
+          <w:bCs/>
+          <w:sz w:val="32"/>
+          <w:szCs w:val="32"/>
           <w:lang w:val="en-US"/>
         </w:rPr>
         <w:t>Functional Documentation</w:t>
@@ -28,6 +28,8 @@
         <w:rPr>
           <w:i/>
           <w:iCs/>
+          <w:sz w:val="24"/>
+          <w:szCs w:val="24"/>
           <w:lang w:val="en-US"/>
         </w:rPr>
       </w:pPr>
@@ -35,9 +37,11 @@
         <w:rPr>
           <w:i/>
           <w:iCs/>
-          <w:lang w:val="en-US"/>
-        </w:rPr>
-        <w:t>Application behavior from the player's perspective.</w:t>
+          <w:sz w:val="24"/>
+          <w:szCs w:val="24"/>
+          <w:lang w:val="en-US"/>
+        </w:rPr>
+        <w:t>Application behavior from the player's perspective</w:t>
       </w:r>
     </w:p>
     <w:p>
@@ -45,6 +49,8 @@
         <w:rPr>
           <w:b/>
           <w:bCs/>
+          <w:sz w:val="28"/>
+          <w:szCs w:val="28"/>
           <w:lang w:val="en-US"/>
         </w:rPr>
       </w:pPr>
@@ -54,13 +60,17 @@
         <w:rPr>
           <w:b/>
           <w:bCs/>
-          <w:lang w:val="en-US"/>
-        </w:rPr>
-      </w:pPr>
-      <w:r>
-        <w:rPr>
-          <w:b/>
-          <w:bCs/>
+          <w:sz w:val="24"/>
+          <w:szCs w:val="24"/>
+          <w:lang w:val="en-US"/>
+        </w:rPr>
+      </w:pPr>
+      <w:r>
+        <w:rPr>
+          <w:b/>
+          <w:bCs/>
+          <w:sz w:val="24"/>
+          <w:szCs w:val="24"/>
           <w:lang w:val="en-US"/>
         </w:rPr>
         <w:t>1. Game Goal and Rules</w:t>
@@ -76,14 +86,13 @@
         <w:rPr>
           <w:lang w:val="en-US"/>
         </w:rPr>
-        <w:t>"Visual Memory" is a logical memory game embedded within the MS Excel environment. The player's goal is to memorize the layout of white squares (tiles) that briefly appear on a gray board, and then recreate that pattern by clicking in the correct locations.</w:t>
+        <w:t>"Visual Memory" is a logical memory game embedded within the MS Excel environment. The player's goal is to memorize the layout of white squares (tiles) that briefly appear on a gray board and then recreate that pattern by clicking in the correct locations. The objective is to achieve the highest possible level and set a new personal record.</w:t>
       </w:r>
     </w:p>
     <w:p>
       <w:pPr>
         <w:rPr>
-          <w:b/>
-          <w:bCs/>
+          <w:lang w:val="en-US"/>
         </w:rPr>
       </w:pPr>
     </w:p>
@@ -92,12 +101,16 @@
         <w:rPr>
           <w:b/>
           <w:bCs/>
-        </w:rPr>
-      </w:pPr>
-      <w:r>
-        <w:rPr>
-          <w:b/>
-          <w:bCs/>
+          <w:sz w:val="24"/>
+          <w:szCs w:val="24"/>
+        </w:rPr>
+      </w:pPr>
+      <w:r>
+        <w:rPr>
+          <w:b/>
+          <w:bCs/>
+          <w:sz w:val="24"/>
+          <w:szCs w:val="24"/>
         </w:rPr>
         <w:t>2. User Interface (UI)</w:t>
       </w:r>
@@ -106,7 +119,7 @@
       <w:pPr>
         <w:numPr>
           <w:ilvl w:val="0"/>
-          <w:numId w:val="4"/>
+          <w:numId w:val="7"/>
         </w:numPr>
         <w:rPr>
           <w:lang w:val="en-US"/>
@@ -124,14 +137,14 @@
         <w:rPr>
           <w:lang w:val="en-US"/>
         </w:rPr>
-        <w:t xml:space="preserve"> An Excel spreadsheet optimized for the game's appearance. A dark mode is applied (dark gray background for the entire sheet).</w:t>
+        <w:t xml:space="preserve"> An Excel spreadsheet optimized for the game's appearance with a dark mode application (dark gray background for the entire sheet).</w:t>
       </w:r>
     </w:p>
     <w:p>
       <w:pPr>
         <w:numPr>
           <w:ilvl w:val="0"/>
-          <w:numId w:val="4"/>
+          <w:numId w:val="7"/>
         </w:numPr>
         <w:rPr>
           <w:lang w:val="en-US"/>
@@ -156,76 +169,178 @@
       <w:pPr>
         <w:numPr>
           <w:ilvl w:val="0"/>
-          <w:numId w:val="4"/>
+          <w:numId w:val="7"/>
         </w:numPr>
-        <w:rPr>
-          <w:lang w:val="en-US"/>
-        </w:rPr>
-      </w:pPr>
-      <w:r>
-        <w:rPr>
-          <w:b/>
-          <w:bCs/>
-          <w:lang w:val="en-US"/>
-        </w:rPr>
-        <w:t>Indicators:</w:t>
-      </w:r>
-      <w:r>
-        <w:rPr>
-          <w:lang w:val="en-US"/>
-        </w:rPr>
-        <w:t xml:space="preserve"> The current difficulty </w:t>
-      </w:r>
-      <w:r>
-        <w:rPr>
-          <w:b/>
-          <w:bCs/>
-          <w:lang w:val="en-US"/>
-        </w:rPr>
-        <w:t>Level</w:t>
-      </w:r>
-      <w:r>
-        <w:rPr>
-          <w:lang w:val="en-US"/>
-        </w:rPr>
-        <w:t xml:space="preserve"> is displayed in the upper-left area (cell E2).</w:t>
+      </w:pPr>
+      <w:proofErr w:type="spellStart"/>
+      <w:r>
+        <w:rPr>
+          <w:b/>
+          <w:bCs/>
+        </w:rPr>
+        <w:t>Indicators</w:t>
+      </w:r>
+      <w:proofErr w:type="spellEnd"/>
+      <w:r>
+        <w:rPr>
+          <w:b/>
+          <w:bCs/>
+        </w:rPr>
+        <w:t>:</w:t>
       </w:r>
     </w:p>
     <w:p>
       <w:pPr>
-        <w:rPr>
-          <w:b/>
-          <w:bCs/>
-        </w:rPr>
-      </w:pPr>
+        <w:numPr>
+          <w:ilvl w:val="1"/>
+          <w:numId w:val="7"/>
+        </w:numPr>
+        <w:rPr>
+          <w:lang w:val="en-US"/>
+        </w:rPr>
+      </w:pPr>
+      <w:r>
+        <w:rPr>
+          <w:b/>
+          <w:bCs/>
+          <w:lang w:val="en-US"/>
+        </w:rPr>
+        <w:t>Level:</w:t>
+      </w:r>
+      <w:r>
+        <w:rPr>
+          <w:lang w:val="en-US"/>
+        </w:rPr>
+        <w:t xml:space="preserve"> The current difficulty level is displayed in the upper-left area (cell </w:t>
+      </w:r>
+      <w:r>
+        <w:rPr>
+          <w:b/>
+          <w:bCs/>
+          <w:lang w:val="en-US"/>
+        </w:rPr>
+        <w:t>E2</w:t>
+      </w:r>
+      <w:r>
+        <w:rPr>
+          <w:lang w:val="en-US"/>
+        </w:rPr>
+        <w:t>).</w:t>
+      </w:r>
     </w:p>
     <w:p>
       <w:pPr>
-        <w:rPr>
-          <w:b/>
-          <w:bCs/>
-        </w:rPr>
-      </w:pPr>
-      <w:r>
-        <w:rPr>
-          <w:b/>
-          <w:bCs/>
-        </w:rPr>
-        <w:t>3. G</w:t>
+        <w:numPr>
+          <w:ilvl w:val="1"/>
+          <w:numId w:val="7"/>
+        </w:numPr>
+        <w:rPr>
+          <w:lang w:val="en-US"/>
+        </w:rPr>
+      </w:pPr>
+      <w:r>
+        <w:rPr>
+          <w:b/>
+          <w:bCs/>
+          <w:lang w:val="en-US"/>
+        </w:rPr>
+        <w:t>High Score:</w:t>
+      </w:r>
+      <w:r>
+        <w:rPr>
+          <w:lang w:val="en-US"/>
+        </w:rPr>
+        <w:t xml:space="preserve"> The best result achieved during the current session is displayed in cell </w:t>
+      </w:r>
+      <w:r>
+        <w:rPr>
+          <w:b/>
+          <w:bCs/>
+          <w:lang w:val="en-US"/>
+        </w:rPr>
+        <w:t>G2</w:t>
+      </w:r>
+      <w:r>
+        <w:rPr>
+          <w:lang w:val="en-US"/>
+        </w:rPr>
+        <w:t xml:space="preserve"> in gold color.</w:t>
+      </w:r>
+    </w:p>
+    <w:p>
+      <w:pPr>
+        <w:numPr>
+          <w:ilvl w:val="0"/>
+          <w:numId w:val="7"/>
+        </w:numPr>
+        <w:rPr>
+          <w:lang w:val="en-US"/>
+        </w:rPr>
+      </w:pPr>
+      <w:r>
+        <w:rPr>
+          <w:b/>
+          <w:bCs/>
+          <w:lang w:val="en-US"/>
+        </w:rPr>
+        <w:t>Interactions:</w:t>
+      </w:r>
+      <w:r>
+        <w:rPr>
+          <w:lang w:val="en-US"/>
+        </w:rPr>
+        <w:t xml:space="preserve"> To begin the challenge, the player must click the </w:t>
+      </w:r>
+      <w:r>
+        <w:rPr>
+          <w:b/>
+          <w:bCs/>
+          <w:lang w:val="en-US"/>
+        </w:rPr>
+        <w:t>"Start Game"</w:t>
+      </w:r>
+      <w:r>
+        <w:rPr>
+          <w:lang w:val="en-US"/>
+        </w:rPr>
+        <w:t xml:space="preserve"> button located on the spreadsheet.</w:t>
+      </w:r>
+    </w:p>
+    <w:p>
+      <w:pPr>
+        <w:rPr>
+          <w:b/>
+          <w:bCs/>
+          <w:sz w:val="24"/>
+          <w:szCs w:val="24"/>
+        </w:rPr>
+      </w:pPr>
+      <w:r>
+        <w:rPr>
+          <w:b/>
+          <w:bCs/>
+          <w:sz w:val="24"/>
+          <w:szCs w:val="24"/>
+        </w:rPr>
+        <w:t xml:space="preserve">3. </w:t>
       </w:r>
       <w:proofErr w:type="spellStart"/>
       <w:r>
         <w:rPr>
           <w:b/>
           <w:bCs/>
-        </w:rPr>
-        <w:t>ameplay</w:t>
+          <w:sz w:val="24"/>
+          <w:szCs w:val="24"/>
+        </w:rPr>
+        <w:t>Gameplay</w:t>
       </w:r>
       <w:proofErr w:type="spellEnd"/>
       <w:r>
         <w:rPr>
           <w:b/>
           <w:bCs/>
+          <w:sz w:val="24"/>
+          <w:szCs w:val="24"/>
         </w:rPr>
         <w:t xml:space="preserve"> and Level </w:t>
       </w:r>
@@ -234,6 +349,8 @@
         <w:rPr>
           <w:b/>
           <w:bCs/>
+          <w:sz w:val="24"/>
+          <w:szCs w:val="24"/>
         </w:rPr>
         <w:t>Mechanics</w:t>
       </w:r>
@@ -243,7 +360,7 @@
       <w:pPr>
         <w:numPr>
           <w:ilvl w:val="0"/>
-          <w:numId w:val="5"/>
+          <w:numId w:val="8"/>
         </w:numPr>
         <w:rPr>
           <w:lang w:val="en-US"/>
@@ -268,7 +385,7 @@
       <w:pPr>
         <w:numPr>
           <w:ilvl w:val="1"/>
-          <w:numId w:val="5"/>
+          <w:numId w:val="8"/>
         </w:numPr>
         <w:rPr>
           <w:lang w:val="en-US"/>
@@ -286,20 +403,20 @@
           <w:bCs/>
           <w:lang w:val="en-US"/>
         </w:rPr>
-        <w:t>Level</w:t>
-      </w:r>
-      <w:r>
-        <w:rPr>
-          <w:lang w:val="en-US"/>
-        </w:rPr>
-        <w:t xml:space="preserve"> + 2).</w:t>
+        <w:t>Level + 2</w:t>
+      </w:r>
+      <w:r>
+        <w:rPr>
+          <w:lang w:val="en-US"/>
+        </w:rPr>
+        <w:t>).</w:t>
       </w:r>
     </w:p>
     <w:p>
       <w:pPr>
         <w:numPr>
           <w:ilvl w:val="1"/>
-          <w:numId w:val="5"/>
+          <w:numId w:val="8"/>
         </w:numPr>
         <w:rPr>
           <w:lang w:val="en-US"/>
@@ -316,7 +433,7 @@
       <w:pPr>
         <w:numPr>
           <w:ilvl w:val="0"/>
-          <w:numId w:val="5"/>
+          <w:numId w:val="8"/>
         </w:numPr>
         <w:rPr>
           <w:lang w:val="en-US"/>
@@ -334,14 +451,14 @@
         <w:rPr>
           <w:lang w:val="en-US"/>
         </w:rPr>
-        <w:t xml:space="preserve"> After starting a level, random cells on the board are highlighted in white. After approximately one second, the cells turn off (revert to the gray color).</w:t>
+        <w:t xml:space="preserve"> After starting a level, random cells on the board are highlighted in white. After exactly one second, the cells turn off and revert to gray.</w:t>
       </w:r>
     </w:p>
     <w:p>
       <w:pPr>
         <w:numPr>
           <w:ilvl w:val="0"/>
-          <w:numId w:val="5"/>
+          <w:numId w:val="8"/>
         </w:numPr>
         <w:rPr>
           <w:lang w:val="en-US"/>
@@ -359,14 +476,14 @@
         <w:rPr>
           <w:lang w:val="en-US"/>
         </w:rPr>
-        <w:t xml:space="preserve"> The player clicks on the gray cells.</w:t>
+        <w:t xml:space="preserve"> The player clicks on the gray cells:</w:t>
       </w:r>
     </w:p>
     <w:p>
       <w:pPr>
         <w:numPr>
           <w:ilvl w:val="1"/>
-          <w:numId w:val="5"/>
+          <w:numId w:val="8"/>
         </w:numPr>
         <w:rPr>
           <w:lang w:val="en-US"/>
@@ -391,7 +508,7 @@
       <w:pPr>
         <w:numPr>
           <w:ilvl w:val="1"/>
-          <w:numId w:val="5"/>
+          <w:numId w:val="8"/>
         </w:numPr>
         <w:rPr>
           <w:lang w:val="en-US"/>
@@ -409,7 +526,7 @@
         <w:rPr>
           <w:lang w:val="en-US"/>
         </w:rPr>
-        <w:t xml:space="preserve"> The cell changes its color to red, which immediately interrupts the game.</w:t>
+        <w:t xml:space="preserve"> The cell changes its color to red, which immediately ends the game.</w:t>
       </w:r>
     </w:p>
     <w:p>
@@ -417,6 +534,9 @@
         <w:rPr>
           <w:b/>
           <w:bCs/>
+          <w:sz w:val="24"/>
+          <w:szCs w:val="24"/>
+          <w:lang w:val="en-US"/>
         </w:rPr>
       </w:pPr>
     </w:p>
@@ -425,13 +545,40 @@
         <w:rPr>
           <w:b/>
           <w:bCs/>
-        </w:rPr>
-      </w:pPr>
-      <w:r>
-        <w:rPr>
-          <w:b/>
-          <w:bCs/>
-        </w:rPr>
+          <w:sz w:val="24"/>
+          <w:szCs w:val="24"/>
+          <w:lang w:val="en-US"/>
+        </w:rPr>
+      </w:pPr>
+    </w:p>
+    <w:p>
+      <w:pPr>
+        <w:rPr>
+          <w:b/>
+          <w:bCs/>
+          <w:sz w:val="24"/>
+          <w:szCs w:val="24"/>
+          <w:lang w:val="en-US"/>
+        </w:rPr>
+      </w:pPr>
+    </w:p>
+    <w:p>
+      <w:pPr>
+        <w:rPr>
+          <w:b/>
+          <w:bCs/>
+          <w:sz w:val="24"/>
+          <w:szCs w:val="24"/>
+        </w:rPr>
+      </w:pPr>
+      <w:r>
+        <w:rPr>
+          <w:b/>
+          <w:bCs/>
+          <w:sz w:val="24"/>
+          <w:szCs w:val="24"/>
+        </w:rPr>
+        <w:lastRenderedPageBreak/>
         <w:t xml:space="preserve">4. Win and </w:t>
       </w:r>
       <w:proofErr w:type="spellStart"/>
@@ -439,6 +586,8 @@
         <w:rPr>
           <w:b/>
           <w:bCs/>
+          <w:sz w:val="24"/>
+          <w:szCs w:val="24"/>
         </w:rPr>
         <w:t>Loss</w:t>
       </w:r>
@@ -447,6 +596,8 @@
         <w:rPr>
           <w:b/>
           <w:bCs/>
+          <w:sz w:val="24"/>
+          <w:szCs w:val="24"/>
         </w:rPr>
         <w:t xml:space="preserve"> </w:t>
       </w:r>
@@ -455,6 +606,8 @@
         <w:rPr>
           <w:b/>
           <w:bCs/>
+          <w:sz w:val="24"/>
+          <w:szCs w:val="24"/>
         </w:rPr>
         <w:t>Conditions</w:t>
       </w:r>
@@ -464,7 +617,7 @@
       <w:pPr>
         <w:numPr>
           <w:ilvl w:val="0"/>
-          <w:numId w:val="6"/>
+          <w:numId w:val="9"/>
         </w:numPr>
         <w:rPr>
           <w:lang w:val="en-US"/>
@@ -482,28 +635,28 @@
         <w:rPr>
           <w:lang w:val="en-US"/>
         </w:rPr>
-        <w:t xml:space="preserve"> Clicking all the required cells without making a mistake results in the message </w:t>
-      </w:r>
-      <w:r>
-        <w:rPr>
-          <w:b/>
-          <w:bCs/>
-          <w:lang w:val="en-US"/>
-        </w:rPr>
-        <w:t>"Great! Next Level."</w:t>
-      </w:r>
-      <w:r>
-        <w:rPr>
-          <w:lang w:val="en-US"/>
-        </w:rPr>
-        <w:t xml:space="preserve"> and automatically advances the player to the next stage.</w:t>
+        <w:t xml:space="preserve"> Clicking all the required cells without a mistake results in a "Great! Next Level." message. The game automatically advances to the next stage, and the </w:t>
+      </w:r>
+      <w:r>
+        <w:rPr>
+          <w:b/>
+          <w:bCs/>
+          <w:lang w:val="en-US"/>
+        </w:rPr>
+        <w:t>High Score</w:t>
+      </w:r>
+      <w:r>
+        <w:rPr>
+          <w:lang w:val="en-US"/>
+        </w:rPr>
+        <w:t xml:space="preserve"> is updated if the new level exceeds the previous record.</w:t>
       </w:r>
     </w:p>
     <w:p>
       <w:pPr>
         <w:numPr>
           <w:ilvl w:val="0"/>
-          <w:numId w:val="6"/>
+          <w:numId w:val="9"/>
         </w:numPr>
         <w:rPr>
           <w:lang w:val="en-US"/>
@@ -521,21 +674,67 @@
         <w:rPr>
           <w:lang w:val="en-US"/>
         </w:rPr>
-        <w:t xml:space="preserve"> A single incorrect click ends the game. A message with the achieved score is displayed (</w:t>
-      </w:r>
-      <w:r>
-        <w:rPr>
-          <w:b/>
-          <w:bCs/>
-          <w:lang w:val="en-US"/>
-        </w:rPr>
-        <w:t>"Game Over! Your level: [X]"</w:t>
-      </w:r>
-      <w:r>
-        <w:rPr>
-          <w:lang w:val="en-US"/>
-        </w:rPr>
-        <w:t>), and the game resets to level one.</w:t>
+        <w:t xml:space="preserve"> A single incorrect click ends the session. A message with the achieved score is displayed ("Game Over! Your level: [X]"), and the game resets to level one.</w:t>
+      </w:r>
+    </w:p>
+    <w:p>
+      <w:pPr>
+        <w:rPr>
+          <w:b/>
+          <w:bCs/>
+          <w:lang w:val="en-US"/>
+        </w:rPr>
+      </w:pPr>
+    </w:p>
+    <w:p>
+      <w:pPr>
+        <w:rPr>
+          <w:b/>
+          <w:bCs/>
+          <w:sz w:val="20"/>
+          <w:szCs w:val="20"/>
+          <w:lang w:val="en-US"/>
+        </w:rPr>
+      </w:pPr>
+    </w:p>
+    <w:p>
+      <w:pPr>
+        <w:rPr>
+          <w:b/>
+          <w:bCs/>
+          <w:sz w:val="24"/>
+          <w:szCs w:val="24"/>
+          <w:lang w:val="en-US"/>
+        </w:rPr>
+      </w:pPr>
+      <w:r>
+        <w:rPr>
+          <w:b/>
+          <w:bCs/>
+          <w:sz w:val="24"/>
+          <w:szCs w:val="24"/>
+          <w:lang w:val="en-US"/>
+        </w:rPr>
+        <w:t>5. Interface Protection</w:t>
+      </w:r>
+    </w:p>
+    <w:p>
+      <w:pPr>
+        <w:rPr>
+          <w:lang w:val="en-US"/>
+        </w:rPr>
+      </w:pPr>
+      <w:r>
+        <w:rPr>
+          <w:lang w:val="en-US"/>
+        </w:rPr>
+        <w:t xml:space="preserve">To ensure stability, the game board is protected. </w:t>
+      </w:r>
+      <w:r>
+        <w:rPr>
+          <w:lang w:val="en-US"/>
+        </w:rPr>
+        <w:t>Players cannot manually type into cells or change the layout. Interaction is limited solely to clicking the tiles during the Recreation Phase.</w:t>
       </w:r>
     </w:p>
     <w:p>
@@ -856,6 +1055,155 @@
     </w:lvl>
   </w:abstractNum>
   <w:abstractNum w:abstractNumId="2" w15:restartNumberingAfterBreak="0">
+    <w:nsid w:val="1B6349E3"/>
+    <w:multiLevelType w:val="multilevel"/>
+    <w:tmpl w:val="B55E6A1E"/>
+    <w:lvl w:ilvl="0">
+      <w:start w:val="1"/>
+      <w:numFmt w:val="bullet"/>
+      <w:lvlText w:val=""/>
+      <w:lvlJc w:val="left"/>
+      <w:pPr>
+        <w:tabs>
+          <w:tab w:val="num" w:pos="720"/>
+        </w:tabs>
+        <w:ind w:left="720" w:hanging="360"/>
+      </w:pPr>
+      <w:rPr>
+        <w:rFonts w:ascii="Symbol" w:hAnsi="Symbol" w:hint="default"/>
+        <w:sz w:val="20"/>
+      </w:rPr>
+    </w:lvl>
+    <w:lvl w:ilvl="1">
+      <w:start w:val="1"/>
+      <w:numFmt w:val="bullet"/>
+      <w:lvlText w:val="o"/>
+      <w:lvlJc w:val="left"/>
+      <w:pPr>
+        <w:tabs>
+          <w:tab w:val="num" w:pos="1440"/>
+        </w:tabs>
+        <w:ind w:left="1440" w:hanging="360"/>
+      </w:pPr>
+      <w:rPr>
+        <w:rFonts w:ascii="Courier New" w:hAnsi="Courier New" w:hint="default"/>
+        <w:sz w:val="20"/>
+      </w:rPr>
+    </w:lvl>
+    <w:lvl w:ilvl="2" w:tentative="1">
+      <w:start w:val="1"/>
+      <w:numFmt w:val="bullet"/>
+      <w:lvlText w:val=""/>
+      <w:lvlJc w:val="left"/>
+      <w:pPr>
+        <w:tabs>
+          <w:tab w:val="num" w:pos="2160"/>
+        </w:tabs>
+        <w:ind w:left="2160" w:hanging="360"/>
+      </w:pPr>
+      <w:rPr>
+        <w:rFonts w:ascii="Wingdings" w:hAnsi="Wingdings" w:hint="default"/>
+        <w:sz w:val="20"/>
+      </w:rPr>
+    </w:lvl>
+    <w:lvl w:ilvl="3" w:tentative="1">
+      <w:start w:val="1"/>
+      <w:numFmt w:val="bullet"/>
+      <w:lvlText w:val=""/>
+      <w:lvlJc w:val="left"/>
+      <w:pPr>
+        <w:tabs>
+          <w:tab w:val="num" w:pos="2880"/>
+        </w:tabs>
+        <w:ind w:left="2880" w:hanging="360"/>
+      </w:pPr>
+      <w:rPr>
+        <w:rFonts w:ascii="Wingdings" w:hAnsi="Wingdings" w:hint="default"/>
+        <w:sz w:val="20"/>
+      </w:rPr>
+    </w:lvl>
+    <w:lvl w:ilvl="4" w:tentative="1">
+      <w:start w:val="1"/>
+      <w:numFmt w:val="bullet"/>
+      <w:lvlText w:val=""/>
+      <w:lvlJc w:val="left"/>
+      <w:pPr>
+        <w:tabs>
+          <w:tab w:val="num" w:pos="3600"/>
+        </w:tabs>
+        <w:ind w:left="3600" w:hanging="360"/>
+      </w:pPr>
+      <w:rPr>
+        <w:rFonts w:ascii="Wingdings" w:hAnsi="Wingdings" w:hint="default"/>
+        <w:sz w:val="20"/>
+      </w:rPr>
+    </w:lvl>
+    <w:lvl w:ilvl="5" w:tentative="1">
+      <w:start w:val="1"/>
+      <w:numFmt w:val="bullet"/>
+      <w:lvlText w:val=""/>
+      <w:lvlJc w:val="left"/>
+      <w:pPr>
+        <w:tabs>
+          <w:tab w:val="num" w:pos="4320"/>
+        </w:tabs>
+        <w:ind w:left="4320" w:hanging="360"/>
+      </w:pPr>
+      <w:rPr>
+        <w:rFonts w:ascii="Wingdings" w:hAnsi="Wingdings" w:hint="default"/>
+        <w:sz w:val="20"/>
+      </w:rPr>
+    </w:lvl>
+    <w:lvl w:ilvl="6" w:tentative="1">
+      <w:start w:val="1"/>
+      <w:numFmt w:val="bullet"/>
+      <w:lvlText w:val=""/>
+      <w:lvlJc w:val="left"/>
+      <w:pPr>
+        <w:tabs>
+          <w:tab w:val="num" w:pos="5040"/>
+        </w:tabs>
+        <w:ind w:left="5040" w:hanging="360"/>
+      </w:pPr>
+      <w:rPr>
+        <w:rFonts w:ascii="Wingdings" w:hAnsi="Wingdings" w:hint="default"/>
+        <w:sz w:val="20"/>
+      </w:rPr>
+    </w:lvl>
+    <w:lvl w:ilvl="7" w:tentative="1">
+      <w:start w:val="1"/>
+      <w:numFmt w:val="bullet"/>
+      <w:lvlText w:val=""/>
+      <w:lvlJc w:val="left"/>
+      <w:pPr>
+        <w:tabs>
+          <w:tab w:val="num" w:pos="5760"/>
+        </w:tabs>
+        <w:ind w:left="5760" w:hanging="360"/>
+      </w:pPr>
+      <w:rPr>
+        <w:rFonts w:ascii="Wingdings" w:hAnsi="Wingdings" w:hint="default"/>
+        <w:sz w:val="20"/>
+      </w:rPr>
+    </w:lvl>
+    <w:lvl w:ilvl="8" w:tentative="1">
+      <w:start w:val="1"/>
+      <w:numFmt w:val="bullet"/>
+      <w:lvlText w:val=""/>
+      <w:lvlJc w:val="left"/>
+      <w:pPr>
+        <w:tabs>
+          <w:tab w:val="num" w:pos="6480"/>
+        </w:tabs>
+        <w:ind w:left="6480" w:hanging="360"/>
+      </w:pPr>
+      <w:rPr>
+        <w:rFonts w:ascii="Wingdings" w:hAnsi="Wingdings" w:hint="default"/>
+        <w:sz w:val="20"/>
+      </w:rPr>
+    </w:lvl>
+  </w:abstractNum>
+  <w:abstractNum w:abstractNumId="3" w15:restartNumberingAfterBreak="0">
     <w:nsid w:val="25322D36"/>
     <w:multiLevelType w:val="multilevel"/>
     <w:tmpl w:val="3DCE5EF4"/>
@@ -1004,7 +1352,7 @@
       </w:rPr>
     </w:lvl>
   </w:abstractNum>
-  <w:abstractNum w:abstractNumId="3" w15:restartNumberingAfterBreak="0">
+  <w:abstractNum w:abstractNumId="4" w15:restartNumberingAfterBreak="0">
     <w:nsid w:val="2BE06291"/>
     <w:multiLevelType w:val="multilevel"/>
     <w:tmpl w:val="3662BC2A"/>
@@ -1153,7 +1501,7 @@
       </w:rPr>
     </w:lvl>
   </w:abstractNum>
-  <w:abstractNum w:abstractNumId="4" w15:restartNumberingAfterBreak="0">
+  <w:abstractNum w:abstractNumId="5" w15:restartNumberingAfterBreak="0">
     <w:nsid w:val="3BA0204A"/>
     <w:multiLevelType w:val="multilevel"/>
     <w:tmpl w:val="D1E4C7D6"/>
@@ -1302,10 +1650,308 @@
       </w:rPr>
     </w:lvl>
   </w:abstractNum>
-  <w:abstractNum w:abstractNumId="5" w15:restartNumberingAfterBreak="0">
+  <w:abstractNum w:abstractNumId="6" w15:restartNumberingAfterBreak="0">
+    <w:nsid w:val="54C54C2F"/>
+    <w:multiLevelType w:val="multilevel"/>
+    <w:tmpl w:val="EFB6C91A"/>
+    <w:lvl w:ilvl="0">
+      <w:start w:val="1"/>
+      <w:numFmt w:val="bullet"/>
+      <w:lvlText w:val=""/>
+      <w:lvlJc w:val="left"/>
+      <w:pPr>
+        <w:tabs>
+          <w:tab w:val="num" w:pos="720"/>
+        </w:tabs>
+        <w:ind w:left="720" w:hanging="360"/>
+      </w:pPr>
+      <w:rPr>
+        <w:rFonts w:ascii="Symbol" w:hAnsi="Symbol" w:hint="default"/>
+        <w:sz w:val="20"/>
+      </w:rPr>
+    </w:lvl>
+    <w:lvl w:ilvl="1">
+      <w:start w:val="1"/>
+      <w:numFmt w:val="bullet"/>
+      <w:lvlText w:val="o"/>
+      <w:lvlJc w:val="left"/>
+      <w:pPr>
+        <w:tabs>
+          <w:tab w:val="num" w:pos="1440"/>
+        </w:tabs>
+        <w:ind w:left="1440" w:hanging="360"/>
+      </w:pPr>
+      <w:rPr>
+        <w:rFonts w:ascii="Courier New" w:hAnsi="Courier New" w:hint="default"/>
+        <w:sz w:val="20"/>
+      </w:rPr>
+    </w:lvl>
+    <w:lvl w:ilvl="2" w:tentative="1">
+      <w:start w:val="1"/>
+      <w:numFmt w:val="bullet"/>
+      <w:lvlText w:val=""/>
+      <w:lvlJc w:val="left"/>
+      <w:pPr>
+        <w:tabs>
+          <w:tab w:val="num" w:pos="2160"/>
+        </w:tabs>
+        <w:ind w:left="2160" w:hanging="360"/>
+      </w:pPr>
+      <w:rPr>
+        <w:rFonts w:ascii="Wingdings" w:hAnsi="Wingdings" w:hint="default"/>
+        <w:sz w:val="20"/>
+      </w:rPr>
+    </w:lvl>
+    <w:lvl w:ilvl="3" w:tentative="1">
+      <w:start w:val="1"/>
+      <w:numFmt w:val="bullet"/>
+      <w:lvlText w:val=""/>
+      <w:lvlJc w:val="left"/>
+      <w:pPr>
+        <w:tabs>
+          <w:tab w:val="num" w:pos="2880"/>
+        </w:tabs>
+        <w:ind w:left="2880" w:hanging="360"/>
+      </w:pPr>
+      <w:rPr>
+        <w:rFonts w:ascii="Wingdings" w:hAnsi="Wingdings" w:hint="default"/>
+        <w:sz w:val="20"/>
+      </w:rPr>
+    </w:lvl>
+    <w:lvl w:ilvl="4" w:tentative="1">
+      <w:start w:val="1"/>
+      <w:numFmt w:val="bullet"/>
+      <w:lvlText w:val=""/>
+      <w:lvlJc w:val="left"/>
+      <w:pPr>
+        <w:tabs>
+          <w:tab w:val="num" w:pos="3600"/>
+        </w:tabs>
+        <w:ind w:left="3600" w:hanging="360"/>
+      </w:pPr>
+      <w:rPr>
+        <w:rFonts w:ascii="Wingdings" w:hAnsi="Wingdings" w:hint="default"/>
+        <w:sz w:val="20"/>
+      </w:rPr>
+    </w:lvl>
+    <w:lvl w:ilvl="5" w:tentative="1">
+      <w:start w:val="1"/>
+      <w:numFmt w:val="bullet"/>
+      <w:lvlText w:val=""/>
+      <w:lvlJc w:val="left"/>
+      <w:pPr>
+        <w:tabs>
+          <w:tab w:val="num" w:pos="4320"/>
+        </w:tabs>
+        <w:ind w:left="4320" w:hanging="360"/>
+      </w:pPr>
+      <w:rPr>
+        <w:rFonts w:ascii="Wingdings" w:hAnsi="Wingdings" w:hint="default"/>
+        <w:sz w:val="20"/>
+      </w:rPr>
+    </w:lvl>
+    <w:lvl w:ilvl="6" w:tentative="1">
+      <w:start w:val="1"/>
+      <w:numFmt w:val="bullet"/>
+      <w:lvlText w:val=""/>
+      <w:lvlJc w:val="left"/>
+      <w:pPr>
+        <w:tabs>
+          <w:tab w:val="num" w:pos="5040"/>
+        </w:tabs>
+        <w:ind w:left="5040" w:hanging="360"/>
+      </w:pPr>
+      <w:rPr>
+        <w:rFonts w:ascii="Wingdings" w:hAnsi="Wingdings" w:hint="default"/>
+        <w:sz w:val="20"/>
+      </w:rPr>
+    </w:lvl>
+    <w:lvl w:ilvl="7" w:tentative="1">
+      <w:start w:val="1"/>
+      <w:numFmt w:val="bullet"/>
+      <w:lvlText w:val=""/>
+      <w:lvlJc w:val="left"/>
+      <w:pPr>
+        <w:tabs>
+          <w:tab w:val="num" w:pos="5760"/>
+        </w:tabs>
+        <w:ind w:left="5760" w:hanging="360"/>
+      </w:pPr>
+      <w:rPr>
+        <w:rFonts w:ascii="Wingdings" w:hAnsi="Wingdings" w:hint="default"/>
+        <w:sz w:val="20"/>
+      </w:rPr>
+    </w:lvl>
+    <w:lvl w:ilvl="8" w:tentative="1">
+      <w:start w:val="1"/>
+      <w:numFmt w:val="bullet"/>
+      <w:lvlText w:val=""/>
+      <w:lvlJc w:val="left"/>
+      <w:pPr>
+        <w:tabs>
+          <w:tab w:val="num" w:pos="6480"/>
+        </w:tabs>
+        <w:ind w:left="6480" w:hanging="360"/>
+      </w:pPr>
+      <w:rPr>
+        <w:rFonts w:ascii="Wingdings" w:hAnsi="Wingdings" w:hint="default"/>
+        <w:sz w:val="20"/>
+      </w:rPr>
+    </w:lvl>
+  </w:abstractNum>
+  <w:abstractNum w:abstractNumId="7" w15:restartNumberingAfterBreak="0">
     <w:nsid w:val="7C8A06F9"/>
     <w:multiLevelType w:val="multilevel"/>
     <w:tmpl w:val="3BC204B6"/>
+    <w:lvl w:ilvl="0">
+      <w:start w:val="1"/>
+      <w:numFmt w:val="bullet"/>
+      <w:lvlText w:val=""/>
+      <w:lvlJc w:val="left"/>
+      <w:pPr>
+        <w:tabs>
+          <w:tab w:val="num" w:pos="720"/>
+        </w:tabs>
+        <w:ind w:left="720" w:hanging="360"/>
+      </w:pPr>
+      <w:rPr>
+        <w:rFonts w:ascii="Symbol" w:hAnsi="Symbol" w:hint="default"/>
+        <w:sz w:val="20"/>
+      </w:rPr>
+    </w:lvl>
+    <w:lvl w:ilvl="1" w:tentative="1">
+      <w:start w:val="1"/>
+      <w:numFmt w:val="bullet"/>
+      <w:lvlText w:val="o"/>
+      <w:lvlJc w:val="left"/>
+      <w:pPr>
+        <w:tabs>
+          <w:tab w:val="num" w:pos="1440"/>
+        </w:tabs>
+        <w:ind w:left="1440" w:hanging="360"/>
+      </w:pPr>
+      <w:rPr>
+        <w:rFonts w:ascii="Courier New" w:hAnsi="Courier New" w:hint="default"/>
+        <w:sz w:val="20"/>
+      </w:rPr>
+    </w:lvl>
+    <w:lvl w:ilvl="2" w:tentative="1">
+      <w:start w:val="1"/>
+      <w:numFmt w:val="bullet"/>
+      <w:lvlText w:val=""/>
+      <w:lvlJc w:val="left"/>
+      <w:pPr>
+        <w:tabs>
+          <w:tab w:val="num" w:pos="2160"/>
+        </w:tabs>
+        <w:ind w:left="2160" w:hanging="360"/>
+      </w:pPr>
+      <w:rPr>
+        <w:rFonts w:ascii="Wingdings" w:hAnsi="Wingdings" w:hint="default"/>
+        <w:sz w:val="20"/>
+      </w:rPr>
+    </w:lvl>
+    <w:lvl w:ilvl="3" w:tentative="1">
+      <w:start w:val="1"/>
+      <w:numFmt w:val="bullet"/>
+      <w:lvlText w:val=""/>
+      <w:lvlJc w:val="left"/>
+      <w:pPr>
+        <w:tabs>
+          <w:tab w:val="num" w:pos="2880"/>
+        </w:tabs>
+        <w:ind w:left="2880" w:hanging="360"/>
+      </w:pPr>
+      <w:rPr>
+        <w:rFonts w:ascii="Wingdings" w:hAnsi="Wingdings" w:hint="default"/>
+        <w:sz w:val="20"/>
+      </w:rPr>
+    </w:lvl>
+    <w:lvl w:ilvl="4" w:tentative="1">
+      <w:start w:val="1"/>
+      <w:numFmt w:val="bullet"/>
+      <w:lvlText w:val=""/>
+      <w:lvlJc w:val="left"/>
+      <w:pPr>
+        <w:tabs>
+          <w:tab w:val="num" w:pos="3600"/>
+        </w:tabs>
+        <w:ind w:left="3600" w:hanging="360"/>
+      </w:pPr>
+      <w:rPr>
+        <w:rFonts w:ascii="Wingdings" w:hAnsi="Wingdings" w:hint="default"/>
+        <w:sz w:val="20"/>
+      </w:rPr>
+    </w:lvl>
+    <w:lvl w:ilvl="5" w:tentative="1">
+      <w:start w:val="1"/>
+      <w:numFmt w:val="bullet"/>
+      <w:lvlText w:val=""/>
+      <w:lvlJc w:val="left"/>
+      <w:pPr>
+        <w:tabs>
+          <w:tab w:val="num" w:pos="4320"/>
+        </w:tabs>
+        <w:ind w:left="4320" w:hanging="360"/>
+      </w:pPr>
+      <w:rPr>
+        <w:rFonts w:ascii="Wingdings" w:hAnsi="Wingdings" w:hint="default"/>
+        <w:sz w:val="20"/>
+      </w:rPr>
+    </w:lvl>
+    <w:lvl w:ilvl="6" w:tentative="1">
+      <w:start w:val="1"/>
+      <w:numFmt w:val="bullet"/>
+      <w:lvlText w:val=""/>
+      <w:lvlJc w:val="left"/>
+      <w:pPr>
+        <w:tabs>
+          <w:tab w:val="num" w:pos="5040"/>
+        </w:tabs>
+        <w:ind w:left="5040" w:hanging="360"/>
+      </w:pPr>
+      <w:rPr>
+        <w:rFonts w:ascii="Wingdings" w:hAnsi="Wingdings" w:hint="default"/>
+        <w:sz w:val="20"/>
+      </w:rPr>
+    </w:lvl>
+    <w:lvl w:ilvl="7" w:tentative="1">
+      <w:start w:val="1"/>
+      <w:numFmt w:val="bullet"/>
+      <w:lvlText w:val=""/>
+      <w:lvlJc w:val="left"/>
+      <w:pPr>
+        <w:tabs>
+          <w:tab w:val="num" w:pos="5760"/>
+        </w:tabs>
+        <w:ind w:left="5760" w:hanging="360"/>
+      </w:pPr>
+      <w:rPr>
+        <w:rFonts w:ascii="Wingdings" w:hAnsi="Wingdings" w:hint="default"/>
+        <w:sz w:val="20"/>
+      </w:rPr>
+    </w:lvl>
+    <w:lvl w:ilvl="8" w:tentative="1">
+      <w:start w:val="1"/>
+      <w:numFmt w:val="bullet"/>
+      <w:lvlText w:val=""/>
+      <w:lvlJc w:val="left"/>
+      <w:pPr>
+        <w:tabs>
+          <w:tab w:val="num" w:pos="6480"/>
+        </w:tabs>
+        <w:ind w:left="6480" w:hanging="360"/>
+      </w:pPr>
+      <w:rPr>
+        <w:rFonts w:ascii="Wingdings" w:hAnsi="Wingdings" w:hint="default"/>
+        <w:sz w:val="20"/>
+      </w:rPr>
+    </w:lvl>
+  </w:abstractNum>
+  <w:abstractNum w:abstractNumId="8" w15:restartNumberingAfterBreak="0">
+    <w:nsid w:val="7E66596C"/>
+    <w:multiLevelType w:val="multilevel"/>
+    <w:tmpl w:val="BA9A5FB8"/>
     <w:lvl w:ilvl="0">
       <w:start w:val="1"/>
       <w:numFmt w:val="bullet"/>
@@ -1455,19 +2101,28 @@
     <w:abstractNumId w:val="0"/>
   </w:num>
   <w:num w:numId="2" w16cid:durableId="342823205">
-    <w:abstractNumId w:val="3"/>
+    <w:abstractNumId w:val="4"/>
   </w:num>
   <w:num w:numId="3" w16cid:durableId="182285304">
-    <w:abstractNumId w:val="5"/>
+    <w:abstractNumId w:val="7"/>
   </w:num>
   <w:num w:numId="4" w16cid:durableId="526523023">
-    <w:abstractNumId w:val="2"/>
+    <w:abstractNumId w:val="3"/>
   </w:num>
   <w:num w:numId="5" w16cid:durableId="1834252123">
     <w:abstractNumId w:val="1"/>
   </w:num>
   <w:num w:numId="6" w16cid:durableId="150751581">
-    <w:abstractNumId w:val="4"/>
+    <w:abstractNumId w:val="5"/>
+  </w:num>
+  <w:num w:numId="7" w16cid:durableId="1193567165">
+    <w:abstractNumId w:val="6"/>
+  </w:num>
+  <w:num w:numId="8" w16cid:durableId="1038428602">
+    <w:abstractNumId w:val="2"/>
+  </w:num>
+  <w:num w:numId="9" w16cid:durableId="1119181805">
+    <w:abstractNumId w:val="8"/>
   </w:num>
 </w:numbering>
 </file>
@@ -2075,6 +2730,7 @@
   <w:style w:type="character" w:default="1" w:styleId="Domylnaczcionkaakapitu">
     <w:name w:val="Default Paragraph Font"/>
     <w:uiPriority w:val="1"/>
+    <w:semiHidden/>
     <w:unhideWhenUsed/>
   </w:style>
   <w:style w:type="table" w:default="1" w:styleId="Standardowy">
